--- a/CS SEMINAR/New folder/COMPUTER PROCESSOR.docx
+++ b/CS SEMINAR/New folder/COMPUTER PROCESSOR.docx
@@ -430,7 +430,7 @@
         <w:jc w:val="center"/>
         <w:rPr>
           <w:b/>
-          <w:color w:val="171719" w:themeColor="background1" w:themeShade="1A"/>
+          <w:color w:val="1A1A1A" w:themeColor="background1" w:themeShade="1A"/>
           <w:sz w:val="24"/>
           <w:szCs w:val="24"/>
         </w:rPr>
@@ -443,15 +443,15 @@
         <w:jc w:val="center"/>
         <w:rPr>
           <w:b/>
-          <w:color w:val="171719" w:themeColor="background1" w:themeShade="1A"/>
-          <w:sz w:val="24"/>
-          <w:szCs w:val="24"/>
-        </w:rPr>
-      </w:pPr>
-      <w:r>
-        <w:rPr>
-          <w:b/>
-          <w:color w:val="171719" w:themeColor="background1" w:themeShade="1A"/>
+          <w:color w:val="1A1A1A" w:themeColor="background1" w:themeShade="1A"/>
+          <w:sz w:val="24"/>
+          <w:szCs w:val="24"/>
+        </w:rPr>
+      </w:pPr>
+      <w:r>
+        <w:rPr>
+          <w:b/>
+          <w:color w:val="1A1A1A" w:themeColor="background1" w:themeShade="1A"/>
           <w:sz w:val="24"/>
           <w:szCs w:val="24"/>
         </w:rPr>
@@ -465,7 +465,7 @@
         <w:jc w:val="center"/>
         <w:rPr>
           <w:b/>
-          <w:color w:val="171719" w:themeColor="background1" w:themeShade="1A"/>
+          <w:color w:val="1A1A1A" w:themeColor="background1" w:themeShade="1A"/>
           <w:sz w:val="24"/>
           <w:szCs w:val="24"/>
         </w:rPr>
@@ -478,7 +478,7 @@
         <w:jc w:val="center"/>
         <w:rPr>
           <w:b/>
-          <w:color w:val="171719" w:themeColor="background1" w:themeShade="1A"/>
+          <w:color w:val="1A1A1A" w:themeColor="background1" w:themeShade="1A"/>
           <w:sz w:val="24"/>
           <w:szCs w:val="24"/>
         </w:rPr>
@@ -491,7 +491,7 @@
         <w:jc w:val="center"/>
         <w:rPr>
           <w:b/>
-          <w:color w:val="171719" w:themeColor="background1" w:themeShade="1A"/>
+          <w:color w:val="1A1A1A" w:themeColor="background1" w:themeShade="1A"/>
           <w:sz w:val="24"/>
           <w:szCs w:val="24"/>
         </w:rPr>
@@ -504,7 +504,7 @@
         <w:jc w:val="center"/>
         <w:rPr>
           <w:b/>
-          <w:color w:val="171719" w:themeColor="background1" w:themeShade="1A"/>
+          <w:color w:val="1A1A1A" w:themeColor="background1" w:themeShade="1A"/>
           <w:sz w:val="24"/>
           <w:szCs w:val="24"/>
         </w:rPr>
@@ -517,7 +517,7 @@
         <w:jc w:val="center"/>
         <w:rPr>
           <w:b/>
-          <w:color w:val="171719" w:themeColor="background1" w:themeShade="1A"/>
+          <w:color w:val="1A1A1A" w:themeColor="background1" w:themeShade="1A"/>
           <w:sz w:val="24"/>
           <w:szCs w:val="24"/>
         </w:rPr>
@@ -529,7 +529,7 @@
         <w:ind w:left="17"/>
         <w:jc w:val="center"/>
         <w:rPr>
-          <w:color w:val="171719" w:themeColor="background1" w:themeShade="1A"/>
+          <w:color w:val="1A1A1A" w:themeColor="background1" w:themeShade="1A"/>
           <w:sz w:val="24"/>
           <w:szCs w:val="24"/>
         </w:rPr>
@@ -541,7 +541,7 @@
         <w:ind w:left="17"/>
         <w:jc w:val="center"/>
         <w:rPr>
-          <w:color w:val="171719" w:themeColor="background1" w:themeShade="1A"/>
+          <w:color w:val="1A1A1A" w:themeColor="background1" w:themeShade="1A"/>
           <w:sz w:val="24"/>
           <w:szCs w:val="24"/>
         </w:rPr>
@@ -553,7 +553,7 @@
         <w:ind w:left="17"/>
         <w:jc w:val="center"/>
         <w:rPr>
-          <w:color w:val="171719" w:themeColor="background1" w:themeShade="1A"/>
+          <w:color w:val="1A1A1A" w:themeColor="background1" w:themeShade="1A"/>
           <w:sz w:val="24"/>
           <w:szCs w:val="24"/>
         </w:rPr>
@@ -566,7 +566,7 @@
         <w:jc w:val="right"/>
         <w:rPr>
           <w:b/>
-          <w:color w:val="171719" w:themeColor="background1" w:themeShade="1A"/>
+          <w:color w:val="1A1A1A" w:themeColor="background1" w:themeShade="1A"/>
           <w:sz w:val="24"/>
           <w:szCs w:val="24"/>
         </w:rPr>
@@ -575,7 +575,7 @@
         <w:rPr>
           <w:b/>
           <w:caps/>
-          <w:color w:val="171719" w:themeColor="background1" w:themeShade="1A"/>
+          <w:color w:val="1A1A1A" w:themeColor="background1" w:themeShade="1A"/>
           <w:sz w:val="24"/>
           <w:szCs w:val="24"/>
         </w:rPr>
@@ -584,7 +584,7 @@
       <w:r>
         <w:rPr>
           <w:b/>
-          <w:color w:val="171719" w:themeColor="background1" w:themeShade="1A"/>
+          <w:color w:val="1A1A1A" w:themeColor="background1" w:themeShade="1A"/>
           <w:sz w:val="24"/>
           <w:szCs w:val="24"/>
         </w:rPr>
@@ -598,15 +598,15 @@
         <w:jc w:val="left"/>
         <w:rPr>
           <w:b/>
-          <w:color w:val="171719" w:themeColor="background1" w:themeShade="1A"/>
-          <w:sz w:val="24"/>
-          <w:szCs w:val="24"/>
-        </w:rPr>
-      </w:pPr>
-      <w:r>
-        <w:rPr>
-          <w:b/>
-          <w:color w:val="171719" w:themeColor="background1" w:themeShade="1A"/>
+          <w:color w:val="1A1A1A" w:themeColor="background1" w:themeShade="1A"/>
+          <w:sz w:val="24"/>
+          <w:szCs w:val="24"/>
+        </w:rPr>
+      </w:pPr>
+      <w:r>
+        <w:rPr>
+          <w:b/>
+          <w:color w:val="1A1A1A" w:themeColor="background1" w:themeShade="1A"/>
           <w:sz w:val="24"/>
           <w:szCs w:val="24"/>
         </w:rPr>
@@ -640,7 +640,7 @@
         <w:ind w:left="0" w:firstLine="0"/>
         <w:rPr>
           <w:b/>
-          <w:color w:val="171719" w:themeColor="background1" w:themeShade="1A"/>
+          <w:color w:val="1A1A1A" w:themeColor="background1" w:themeShade="1A"/>
           <w:sz w:val="24"/>
           <w:szCs w:val="24"/>
         </w:rPr>
@@ -952,7 +952,7 @@
         <w:jc w:val="center"/>
         <w:rPr>
           <w:b/>
-          <w:color w:val="171719" w:themeColor="background1" w:themeShade="1A"/>
+          <w:color w:val="1A1A1A" w:themeColor="background1" w:themeShade="1A"/>
           <w:sz w:val="24"/>
           <w:szCs w:val="24"/>
         </w:rPr>
@@ -965,7 +965,7 @@
         <w:jc w:val="center"/>
         <w:rPr>
           <w:b/>
-          <w:color w:val="171719" w:themeColor="background1" w:themeShade="1A"/>
+          <w:color w:val="1A1A1A" w:themeColor="background1" w:themeShade="1A"/>
           <w:sz w:val="24"/>
           <w:szCs w:val="24"/>
         </w:rPr>
@@ -978,7 +978,7 @@
         <w:jc w:val="center"/>
         <w:rPr>
           <w:b/>
-          <w:color w:val="171719" w:themeColor="background1" w:themeShade="1A"/>
+          <w:color w:val="1A1A1A" w:themeColor="background1" w:themeShade="1A"/>
           <w:sz w:val="24"/>
           <w:szCs w:val="24"/>
         </w:rPr>
@@ -991,7 +991,7 @@
         <w:jc w:val="center"/>
         <w:rPr>
           <w:b/>
-          <w:color w:val="171719" w:themeColor="background1" w:themeShade="1A"/>
+          <w:color w:val="1A1A1A" w:themeColor="background1" w:themeShade="1A"/>
           <w:sz w:val="24"/>
           <w:szCs w:val="24"/>
         </w:rPr>
@@ -1004,7 +1004,7 @@
         <w:jc w:val="center"/>
         <w:rPr>
           <w:b/>
-          <w:color w:val="171719" w:themeColor="background1" w:themeShade="1A"/>
+          <w:color w:val="1A1A1A" w:themeColor="background1" w:themeShade="1A"/>
           <w:sz w:val="24"/>
           <w:szCs w:val="24"/>
         </w:rPr>
@@ -1017,7 +1017,7 @@
         <w:jc w:val="center"/>
         <w:rPr>
           <w:b/>
-          <w:color w:val="171719" w:themeColor="background1" w:themeShade="1A"/>
+          <w:color w:val="1A1A1A" w:themeColor="background1" w:themeShade="1A"/>
           <w:sz w:val="24"/>
           <w:szCs w:val="24"/>
         </w:rPr>
@@ -1030,7 +1030,7 @@
         <w:jc w:val="center"/>
         <w:rPr>
           <w:b/>
-          <w:color w:val="171719" w:themeColor="background1" w:themeShade="1A"/>
+          <w:color w:val="1A1A1A" w:themeColor="background1" w:themeShade="1A"/>
           <w:sz w:val="24"/>
           <w:szCs w:val="24"/>
         </w:rPr>
@@ -1043,7 +1043,7 @@
         <w:jc w:val="center"/>
         <w:rPr>
           <w:b/>
-          <w:color w:val="171719" w:themeColor="background1" w:themeShade="1A"/>
+          <w:color w:val="1A1A1A" w:themeColor="background1" w:themeShade="1A"/>
           <w:sz w:val="24"/>
           <w:szCs w:val="24"/>
         </w:rPr>
@@ -1056,15 +1056,15 @@
         <w:jc w:val="center"/>
         <w:rPr>
           <w:b/>
-          <w:color w:val="171719" w:themeColor="background1" w:themeShade="1A"/>
-          <w:sz w:val="24"/>
-          <w:szCs w:val="24"/>
-        </w:rPr>
-      </w:pPr>
-      <w:r>
-        <w:rPr>
-          <w:b/>
-          <w:color w:val="171719" w:themeColor="background1" w:themeShade="1A"/>
+          <w:color w:val="1A1A1A" w:themeColor="background1" w:themeShade="1A"/>
+          <w:sz w:val="24"/>
+          <w:szCs w:val="24"/>
+        </w:rPr>
+      </w:pPr>
+      <w:r>
+        <w:rPr>
+          <w:b/>
+          <w:color w:val="1A1A1A" w:themeColor="background1" w:themeShade="1A"/>
           <w:sz w:val="24"/>
           <w:szCs w:val="24"/>
         </w:rPr>
@@ -1078,7 +1078,7 @@
         <w:jc w:val="center"/>
         <w:rPr>
           <w:b/>
-          <w:color w:val="171719" w:themeColor="background1" w:themeShade="1A"/>
+          <w:color w:val="1A1A1A" w:themeColor="background1" w:themeShade="1A"/>
           <w:sz w:val="24"/>
           <w:szCs w:val="24"/>
         </w:rPr>
@@ -1091,7 +1091,7 @@
         <w:jc w:val="center"/>
         <w:rPr>
           <w:b/>
-          <w:color w:val="171719" w:themeColor="background1" w:themeShade="1A"/>
+          <w:color w:val="1A1A1A" w:themeColor="background1" w:themeShade="1A"/>
           <w:sz w:val="24"/>
           <w:szCs w:val="24"/>
         </w:rPr>
@@ -1104,7 +1104,7 @@
         <w:jc w:val="center"/>
         <w:rPr>
           <w:b/>
-          <w:color w:val="171719" w:themeColor="background1" w:themeShade="1A"/>
+          <w:color w:val="1A1A1A" w:themeColor="background1" w:themeShade="1A"/>
           <w:sz w:val="24"/>
           <w:szCs w:val="24"/>
         </w:rPr>
@@ -1117,7 +1117,7 @@
         <w:jc w:val="center"/>
         <w:rPr>
           <w:b/>
-          <w:color w:val="171719" w:themeColor="background1" w:themeShade="1A"/>
+          <w:color w:val="1A1A1A" w:themeColor="background1" w:themeShade="1A"/>
           <w:sz w:val="24"/>
           <w:szCs w:val="24"/>
         </w:rPr>
@@ -1130,7 +1130,7 @@
         <w:jc w:val="center"/>
         <w:rPr>
           <w:b/>
-          <w:color w:val="171719" w:themeColor="background1" w:themeShade="1A"/>
+          <w:color w:val="1A1A1A" w:themeColor="background1" w:themeShade="1A"/>
           <w:sz w:val="24"/>
           <w:szCs w:val="24"/>
         </w:rPr>
@@ -1143,15 +1143,15 @@
         <w:jc w:val="center"/>
         <w:rPr>
           <w:b/>
-          <w:color w:val="171719" w:themeColor="background1" w:themeShade="1A"/>
-          <w:sz w:val="24"/>
-          <w:szCs w:val="24"/>
-        </w:rPr>
-      </w:pPr>
-      <w:r>
-        <w:rPr>
-          <w:b/>
-          <w:color w:val="171719" w:themeColor="background1" w:themeShade="1A"/>
+          <w:color w:val="1A1A1A" w:themeColor="background1" w:themeShade="1A"/>
+          <w:sz w:val="24"/>
+          <w:szCs w:val="24"/>
+        </w:rPr>
+      </w:pPr>
+      <w:r>
+        <w:rPr>
+          <w:b/>
+          <w:color w:val="1A1A1A" w:themeColor="background1" w:themeShade="1A"/>
           <w:sz w:val="24"/>
           <w:szCs w:val="24"/>
         </w:rPr>
@@ -1164,7 +1164,7 @@
         <w:ind w:left="17"/>
         <w:rPr>
           <w:b/>
-          <w:color w:val="171719" w:themeColor="background1" w:themeShade="1A"/>
+          <w:color w:val="1A1A1A" w:themeColor="background1" w:themeShade="1A"/>
           <w:sz w:val="24"/>
           <w:szCs w:val="24"/>
         </w:rPr>
@@ -1177,7 +1177,7 @@
         <w:jc w:val="right"/>
         <w:rPr>
           <w:b/>
-          <w:color w:val="171719" w:themeColor="background1" w:themeShade="1A"/>
+          <w:color w:val="1A1A1A" w:themeColor="background1" w:themeShade="1A"/>
           <w:sz w:val="24"/>
           <w:szCs w:val="24"/>
         </w:rPr>
@@ -1186,7 +1186,7 @@
         <w:rPr>
           <w:b/>
           <w:caps/>
-          <w:color w:val="171719" w:themeColor="background1" w:themeShade="1A"/>
+          <w:color w:val="1A1A1A" w:themeColor="background1" w:themeShade="1A"/>
           <w:sz w:val="24"/>
           <w:szCs w:val="24"/>
         </w:rPr>
@@ -1195,7 +1195,7 @@
       <w:r>
         <w:rPr>
           <w:b/>
-          <w:color w:val="171719" w:themeColor="background1" w:themeShade="1A"/>
+          <w:color w:val="1A1A1A" w:themeColor="background1" w:themeShade="1A"/>
           <w:sz w:val="24"/>
           <w:szCs w:val="24"/>
         </w:rPr>
@@ -1209,15 +1209,15 @@
         <w:jc w:val="left"/>
         <w:rPr>
           <w:b/>
-          <w:color w:val="171719" w:themeColor="background1" w:themeShade="1A"/>
-          <w:sz w:val="24"/>
-          <w:szCs w:val="24"/>
-        </w:rPr>
-      </w:pPr>
-      <w:r>
-        <w:rPr>
-          <w:b/>
-          <w:color w:val="171719" w:themeColor="background1" w:themeShade="1A"/>
+          <w:color w:val="1A1A1A" w:themeColor="background1" w:themeShade="1A"/>
+          <w:sz w:val="24"/>
+          <w:szCs w:val="24"/>
+        </w:rPr>
+      </w:pPr>
+      <w:r>
+        <w:rPr>
+          <w:b/>
+          <w:color w:val="1A1A1A" w:themeColor="background1" w:themeShade="1A"/>
           <w:sz w:val="24"/>
           <w:szCs w:val="24"/>
         </w:rPr>
@@ -1230,7 +1230,7 @@
         <w:ind w:left="17"/>
         <w:rPr>
           <w:b/>
-          <w:color w:val="171719" w:themeColor="background1" w:themeShade="1A"/>
+          <w:color w:val="1A1A1A" w:themeColor="background1" w:themeShade="1A"/>
           <w:sz w:val="24"/>
           <w:szCs w:val="24"/>
         </w:rPr>
@@ -1453,7 +1453,27 @@
         <w:rPr>
           <w:sz w:val="24"/>
         </w:rPr>
-        <w:t xml:space="preserve"> showcased the Intel Core i9-12900K and AMD Ryzen 9 5950X going head-to-head in various applications. While Intel's i9-12900K demonstrated superior single-core performance, the Ryzen 9 5950X excelled in multi-core tasks, making it the top choice for power users and content creators.</w:t>
+        <w:t xml:space="preserve"> showcased the Intel Core i9-12900K and AMD Ryzen 9 5950X going head-to-head in various applications. While Intel's i9-12900K demonstrated superior single-core performance, the Ryzen 9 5950X excelled in multi-core tasks, making it the top choice for power users and content creators</w:t>
+      </w:r>
+      <w:r>
+        <w:rPr>
+          <w:sz w:val="24"/>
+        </w:rPr>
+        <w:t xml:space="preserve"> (</w:t>
+      </w:r>
+      <w:proofErr w:type="spellStart"/>
+      <w:r>
+        <w:rPr>
+          <w:sz w:val="24"/>
+        </w:rPr>
+        <w:t>Cutress</w:t>
+      </w:r>
+      <w:proofErr w:type="spellEnd"/>
+      <w:r>
+        <w:rPr>
+          <w:sz w:val="24"/>
+        </w:rPr>
+        <w:t>, 2021).</w:t>
       </w:r>
     </w:p>
     <w:p>
@@ -1506,7 +1526,27 @@
         <w:rPr>
           <w:sz w:val="24"/>
         </w:rPr>
-        <w:t xml:space="preserve"> compared the power efficiency of Intel's Alder Lake-S series and AMD's Ryzen 5000 series. The results indicated that AMD's processors consumed noticeably less power under load, translating to longer battery life and cooler operation in laptops and small form factor systems.</w:t>
+        <w:t xml:space="preserve"> compared the power efficiency of Intel's Alder Lake-S series and AMD's Ryzen 5000 series. The results indicated that AMD's processors consumed noticeably less power under load, translating to longer battery life and cooler operation in laptops and small form factor system</w:t>
+      </w:r>
+      <w:r>
+        <w:rPr>
+          <w:sz w:val="24"/>
+        </w:rPr>
+        <w:t>s (</w:t>
+      </w:r>
+      <w:proofErr w:type="spellStart"/>
+      <w:r>
+        <w:rPr>
+          <w:sz w:val="24"/>
+        </w:rPr>
+        <w:t>Sottek</w:t>
+      </w:r>
+      <w:proofErr w:type="spellEnd"/>
+      <w:r>
+        <w:rPr>
+          <w:sz w:val="24"/>
+        </w:rPr>
+        <w:t>, 2021).</w:t>
       </w:r>
     </w:p>
     <w:p>
@@ -1941,14 +1981,12 @@
         </w:rPr>
         <w:t xml:space="preserve"> (</w:t>
       </w:r>
-      <w:proofErr w:type="spellStart"/>
-      <w:r>
-        <w:rPr>
-          <w:sz w:val="24"/>
-        </w:rPr>
-        <w:t>TechSpot</w:t>
-      </w:r>
-      <w:proofErr w:type="spellEnd"/>
+      <w:r>
+        <w:rPr>
+          <w:sz w:val="24"/>
+        </w:rPr>
+        <w:t>Hruska</w:t>
+      </w:r>
       <w:r>
         <w:rPr>
           <w:sz w:val="24"/>
@@ -1965,7 +2003,7 @@
         <w:rPr>
           <w:sz w:val="24"/>
         </w:rPr>
-        <w:t>3</w:t>
+        <w:t>1</w:t>
       </w:r>
       <w:r>
         <w:rPr>
@@ -2587,8 +2625,6 @@
         </w:rPr>
         <w:t>Radeon Graphics (APUs)</w:t>
       </w:r>
-      <w:bookmarkStart w:id="0" w:name="_GoBack"/>
-      <w:bookmarkEnd w:id="0"/>
     </w:p>
     <w:p>
       <w:pPr>
@@ -2700,14 +2736,12 @@
         </w:rPr>
         <w:t xml:space="preserve"> (</w:t>
       </w:r>
-      <w:proofErr w:type="spellStart"/>
-      <w:r>
-        <w:rPr>
-          <w:sz w:val="24"/>
-        </w:rPr>
-        <w:t>AnandTech</w:t>
-      </w:r>
-      <w:proofErr w:type="spellEnd"/>
+      <w:r>
+        <w:rPr>
+          <w:sz w:val="24"/>
+        </w:rPr>
+        <w:t>Walton</w:t>
+      </w:r>
       <w:r>
         <w:rPr>
           <w:sz w:val="24"/>
@@ -2724,7 +2758,7 @@
         <w:rPr>
           <w:sz w:val="24"/>
         </w:rPr>
-        <w:t>3</w:t>
+        <w:t>1</w:t>
       </w:r>
       <w:r>
         <w:rPr>
@@ -4284,15 +4318,6 @@
     </w:p>
     <w:p>
       <w:pPr>
-        <w:spacing w:line="360" w:lineRule="auto"/>
-        <w:ind w:left="0" w:firstLine="0"/>
-        <w:rPr>
-          <w:sz w:val="24"/>
-        </w:rPr>
-      </w:pPr>
-    </w:p>
-    <w:p>
-      <w:pPr>
         <w:spacing w:after="160" w:line="259" w:lineRule="auto"/>
         <w:ind w:left="0" w:right="0" w:firstLine="0"/>
         <w:jc w:val="left"/>
@@ -4301,6 +4326,61 @@
           <w:sz w:val="24"/>
         </w:rPr>
       </w:pPr>
+    </w:p>
+    <w:p>
+      <w:pPr>
+        <w:spacing w:line="360" w:lineRule="auto"/>
+        <w:rPr>
+          <w:b/>
+          <w:sz w:val="24"/>
+        </w:rPr>
+      </w:pPr>
+      <w:r>
+        <w:rPr>
+          <w:b/>
+          <w:sz w:val="24"/>
+        </w:rPr>
+        <w:t>Conclusion</w:t>
+      </w:r>
+    </w:p>
+    <w:p>
+      <w:pPr>
+        <w:spacing w:line="360" w:lineRule="auto"/>
+        <w:rPr>
+          <w:sz w:val="24"/>
+        </w:rPr>
+      </w:pPr>
+      <w:r>
+        <w:rPr>
+          <w:sz w:val="24"/>
+        </w:rPr>
+        <w:t>In conclusion, both Intel and AMD processors offer distinct advantages and cater to various computing needs. Intel has historically excelled in single-core performance and enjoys widespread software optimization, making it an excellent choice for gaming and certain single-threaded applications. On the other hand, AMD processors, especially those based on the Zen architecture, have made significant strides in multi-core performance, power efficiency, and competitive pricing, making them attractive for productivity tasks, content creation, and budget gaming.</w:t>
+      </w:r>
+    </w:p>
+    <w:p>
+      <w:pPr>
+        <w:spacing w:line="360" w:lineRule="auto"/>
+        <w:rPr>
+          <w:sz w:val="24"/>
+        </w:rPr>
+      </w:pPr>
+      <w:r>
+        <w:rPr>
+          <w:sz w:val="24"/>
+        </w:rPr>
+        <w:t>The technology landscape is continually evolving, and both Intel and AMD have been pushing the boundaries of CPU performance and innovation. As a result, the competitive advantage between the two companies may shift over time.</w:t>
+      </w:r>
+    </w:p>
+    <w:p>
+      <w:pPr>
+        <w:spacing w:after="160" w:line="259" w:lineRule="auto"/>
+        <w:ind w:left="0" w:right="0" w:firstLine="0"/>
+        <w:jc w:val="left"/>
+        <w:rPr>
+          <w:b/>
+          <w:sz w:val="24"/>
+        </w:rPr>
+      </w:pPr>
       <w:r>
         <w:rPr>
           <w:b/>
@@ -4323,50 +4403,6 @@
           <w:sz w:val="24"/>
         </w:rPr>
         <w:lastRenderedPageBreak/>
-        <w:t>Conclusion</w:t>
-      </w:r>
-    </w:p>
-    <w:p>
-      <w:pPr>
-        <w:spacing w:line="360" w:lineRule="auto"/>
-        <w:rPr>
-          <w:sz w:val="24"/>
-        </w:rPr>
-      </w:pPr>
-      <w:r>
-        <w:rPr>
-          <w:sz w:val="24"/>
-        </w:rPr>
-        <w:t>In conclusion, both Intel and AMD processors offer distinct advantages and cater to various computing needs. Intel has historically excelled in single-core performance and enjoys widespread software optimization, making it an excellent choice for gaming and certain single-threaded applications. On the other hand, AMD processors, especially those based on the Zen architecture, have made significant strides in multi-core performance, power efficiency, and competitive pricing, making them attractive for productivity tasks, content creation, and budget gaming.</w:t>
-      </w:r>
-    </w:p>
-    <w:p>
-      <w:pPr>
-        <w:spacing w:line="360" w:lineRule="auto"/>
-        <w:rPr>
-          <w:sz w:val="24"/>
-        </w:rPr>
-      </w:pPr>
-      <w:r>
-        <w:rPr>
-          <w:sz w:val="24"/>
-        </w:rPr>
-        <w:t>The technology landscape is continually evolving, and both Intel and AMD have been pushing the boundaries of CPU performance and innovation. As a result, the competitive advantage between the two companies may shift over time.</w:t>
-      </w:r>
-    </w:p>
-    <w:p>
-      <w:pPr>
-        <w:spacing w:line="360" w:lineRule="auto"/>
-        <w:rPr>
-          <w:b/>
-          <w:sz w:val="24"/>
-        </w:rPr>
-      </w:pPr>
-      <w:r>
-        <w:rPr>
-          <w:b/>
-          <w:sz w:val="24"/>
-        </w:rPr>
         <w:t>Recommendations</w:t>
       </w:r>
     </w:p>
@@ -4447,7 +4483,15 @@
         <w:rPr>
           <w:sz w:val="24"/>
         </w:rPr>
-        <w:t>Budget Considerations: Price-to-performance ratio is an essential factor to consider. AMD processors often offer better value for budget-conscious users, while Intel processors may be the preferred choice for users who prioritize single-core performance and are willing to pay a premium for it.</w:t>
+        <w:t>Budget Considerations: Price-to-performance ratio is an essential factor to consider. AMD processors often offer better value for budget-conscious users, while Intel processors may be the preferred choice for users who prioritize sin</w:t>
+      </w:r>
+      <w:bookmarkStart w:id="0" w:name="_GoBack"/>
+      <w:bookmarkEnd w:id="0"/>
+      <w:r>
+        <w:rPr>
+          <w:sz w:val="24"/>
+        </w:rPr>
+        <w:t>gle-core performance and are willing to pay a premium for it.</w:t>
       </w:r>
     </w:p>
     <w:p>
@@ -4527,6 +4571,7 @@
         <w:pStyle w:val="Heading1"/>
         <w:spacing w:line="360" w:lineRule="auto"/>
         <w:ind w:left="0"/>
+        <w:jc w:val="both"/>
         <w:rPr>
           <w:caps/>
           <w:szCs w:val="24"/>
@@ -4534,7 +4579,6 @@
       </w:pPr>
       <w:r>
         <w:rPr>
-          <w:caps/>
           <w:szCs w:val="24"/>
         </w:rPr>
         <w:lastRenderedPageBreak/>
@@ -5062,16 +5106,202 @@
     </w:p>
     <w:p>
       <w:pPr>
-        <w:spacing w:before="240" w:line="240" w:lineRule="auto"/>
-        <w:ind w:left="720" w:right="0" w:hanging="720"/>
-        <w:rPr>
-          <w:sz w:val="24"/>
-          <w:szCs w:val="24"/>
+        <w:ind w:left="720" w:hanging="720"/>
+        <w:rPr>
+          <w:sz w:val="24"/>
+        </w:rPr>
+      </w:pPr>
+      <w:proofErr w:type="spellStart"/>
+      <w:r>
+        <w:rPr>
+          <w:sz w:val="24"/>
+        </w:rPr>
+        <w:t>Cutress</w:t>
+      </w:r>
+      <w:proofErr w:type="spellEnd"/>
+      <w:r>
+        <w:rPr>
+          <w:sz w:val="24"/>
+        </w:rPr>
+        <w:t xml:space="preserve">, I. (2021). </w:t>
+      </w:r>
+      <w:r>
+        <w:rPr>
+          <w:i/>
+          <w:sz w:val="24"/>
+        </w:rPr>
+        <w:t xml:space="preserve">AMD vs Intel: Which PC Build is Better? </w:t>
+      </w:r>
+      <w:proofErr w:type="spellStart"/>
+      <w:r>
+        <w:rPr>
+          <w:i/>
+          <w:sz w:val="24"/>
+        </w:rPr>
+        <w:t>AnandTech</w:t>
+      </w:r>
+      <w:proofErr w:type="spellEnd"/>
+      <w:r>
+        <w:rPr>
+          <w:i/>
+          <w:sz w:val="24"/>
+        </w:rPr>
+        <w:t>.</w:t>
+      </w:r>
+      <w:r>
+        <w:rPr>
+          <w:sz w:val="24"/>
+        </w:rPr>
+        <w:t xml:space="preserve"> from </w:t>
+      </w:r>
+      <w:hyperlink r:id="rId13" w:tgtFrame="_new" w:history="1">
+        <w:r>
+          <w:rPr>
+            <w:rStyle w:val="Hyperlink"/>
+            <w:sz w:val="24"/>
+          </w:rPr>
+          <w:t>https://www.anandtech.com/show/11891/amd-second-gen-ryzen-7-2700x-1700x-review/14</w:t>
+        </w:r>
+      </w:hyperlink>
+    </w:p>
+    <w:p>
+      <w:pPr>
+        <w:ind w:left="720" w:hanging="720"/>
+        <w:rPr>
+          <w:sz w:val="24"/>
+        </w:rPr>
+      </w:pPr>
+      <w:proofErr w:type="spellStart"/>
+      <w:r>
+        <w:rPr>
+          <w:sz w:val="24"/>
+        </w:rPr>
+        <w:t>Sottek</w:t>
+      </w:r>
+      <w:proofErr w:type="spellEnd"/>
+      <w:r>
+        <w:rPr>
+          <w:sz w:val="24"/>
+        </w:rPr>
+        <w:t xml:space="preserve">, T. (2021). </w:t>
+      </w:r>
+      <w:r>
+        <w:rPr>
+          <w:i/>
+          <w:sz w:val="24"/>
+        </w:rPr>
+        <w:t>Intel vs. AMD: Which processor is right for you? The Verge.</w:t>
+      </w:r>
+      <w:r>
+        <w:rPr>
+          <w:sz w:val="24"/>
+        </w:rPr>
+        <w:t xml:space="preserve"> from</w:t>
+      </w:r>
+      <w:r>
+        <w:rPr>
+          <w:sz w:val="24"/>
+        </w:rPr>
+        <w:t xml:space="preserve"> </w:t>
+      </w:r>
+      <w:hyperlink r:id="rId14" w:tgtFrame="_new" w:history="1">
+        <w:r>
+          <w:rPr>
+            <w:rStyle w:val="Hyperlink"/>
+            <w:sz w:val="24"/>
+          </w:rPr>
+          <w:t>https://www.theverge.com/22668480/amd-vs-intel-ryzen-vs-core-i9-cpu-comparison</w:t>
+        </w:r>
+      </w:hyperlink>
+    </w:p>
+    <w:p>
+      <w:pPr>
+        <w:ind w:left="720" w:hanging="720"/>
+        <w:rPr>
+          <w:sz w:val="24"/>
+        </w:rPr>
+      </w:pPr>
+      <w:r>
+        <w:rPr>
+          <w:sz w:val="24"/>
+        </w:rPr>
+        <w:t xml:space="preserve">Hruska, J. (2021). Intel Core i9 vs. AMD Ryzen 9: Which high-end desktop CPU is best? </w:t>
+      </w:r>
+      <w:proofErr w:type="spellStart"/>
+      <w:r>
+        <w:rPr>
+          <w:sz w:val="24"/>
+        </w:rPr>
+        <w:t>ExtremeTech</w:t>
+      </w:r>
+      <w:proofErr w:type="spellEnd"/>
+      <w:r>
+        <w:rPr>
+          <w:sz w:val="24"/>
+        </w:rPr>
+        <w:t xml:space="preserve">. </w:t>
+      </w:r>
+      <w:r>
+        <w:rPr>
+          <w:sz w:val="24"/>
+        </w:rPr>
+        <w:t xml:space="preserve">from </w:t>
+      </w:r>
+      <w:hyperlink r:id="rId15" w:tgtFrame="_new" w:history="1">
+        <w:r>
+          <w:rPr>
+            <w:rStyle w:val="Hyperlink"/>
+            <w:sz w:val="24"/>
+          </w:rPr>
+          <w:t>https://www.extremetech.com/computing/315041-intel-core-i9-vs-amd-ryzen-9-which-high-end-desktop-cpu-is-best</w:t>
+        </w:r>
+      </w:hyperlink>
+    </w:p>
+    <w:p>
+      <w:pPr>
+        <w:ind w:left="720" w:hanging="720"/>
+        <w:rPr>
+          <w:sz w:val="24"/>
+        </w:rPr>
+      </w:pPr>
+      <w:r>
+        <w:rPr>
+          <w:sz w:val="24"/>
+        </w:rPr>
+        <w:t xml:space="preserve">Walton, M. (2021). AMD vs. Intel: Which CPU brand is best for you? PC Gamer. </w:t>
+      </w:r>
+      <w:r>
+        <w:rPr>
+          <w:sz w:val="24"/>
+        </w:rPr>
+        <w:t>from</w:t>
+      </w:r>
+      <w:r>
+        <w:rPr>
+          <w:sz w:val="24"/>
+        </w:rPr>
+        <w:t xml:space="preserve"> </w:t>
+      </w:r>
+      <w:hyperlink r:id="rId16" w:tgtFrame="_new" w:history="1">
+        <w:r>
+          <w:rPr>
+            <w:rStyle w:val="Hyperlink"/>
+            <w:sz w:val="24"/>
+          </w:rPr>
+          <w:t>https://www.pcgamer.com/amd-vs-intel-which-cpu-brand-is-best-for-you/</w:t>
+        </w:r>
+      </w:hyperlink>
+    </w:p>
+    <w:p>
+      <w:pPr>
+        <w:ind w:left="720" w:hanging="720"/>
+        <w:rPr>
+          <w:sz w:val="24"/>
         </w:rPr>
       </w:pPr>
     </w:p>
     <w:sectPr>
-      <w:footerReference w:type="default" r:id="rId13"/>
+      <w:footerReference w:type="default" r:id="rId17"/>
       <w:pgSz w:w="11906" w:h="16838" w:code="9"/>
       <w:pgMar w:top="1440" w:right="1196" w:bottom="1440" w:left="1440" w:header="432" w:footer="432" w:gutter="0"/>
       <w:pgNumType w:start="1"/>
@@ -5947,6 +6177,119 @@
     </w:lvl>
   </w:abstractNum>
   <w:abstractNum w:abstractNumId="6" w15:restartNumberingAfterBreak="0">
+    <w:nsid w:val="562753B0"/>
+    <w:multiLevelType w:val="multilevel"/>
+    <w:tmpl w:val="842E4744"/>
+    <w:lvl w:ilvl="0">
+      <w:start w:val="1"/>
+      <w:numFmt w:val="decimal"/>
+      <w:lvlText w:val="%1."/>
+      <w:lvlJc w:val="left"/>
+      <w:pPr>
+        <w:tabs>
+          <w:tab w:val="num" w:pos="720"/>
+        </w:tabs>
+        <w:ind w:left="720" w:hanging="360"/>
+      </w:pPr>
+    </w:lvl>
+    <w:lvl w:ilvl="1" w:tentative="1">
+      <w:start w:val="1"/>
+      <w:numFmt w:val="decimal"/>
+      <w:lvlText w:val="%2."/>
+      <w:lvlJc w:val="left"/>
+      <w:pPr>
+        <w:tabs>
+          <w:tab w:val="num" w:pos="1440"/>
+        </w:tabs>
+        <w:ind w:left="1440" w:hanging="360"/>
+      </w:pPr>
+    </w:lvl>
+    <w:lvl w:ilvl="2" w:tentative="1">
+      <w:start w:val="1"/>
+      <w:numFmt w:val="decimal"/>
+      <w:lvlText w:val="%3."/>
+      <w:lvlJc w:val="left"/>
+      <w:pPr>
+        <w:tabs>
+          <w:tab w:val="num" w:pos="2160"/>
+        </w:tabs>
+        <w:ind w:left="2160" w:hanging="360"/>
+      </w:pPr>
+    </w:lvl>
+    <w:lvl w:ilvl="3" w:tentative="1">
+      <w:start w:val="1"/>
+      <w:numFmt w:val="decimal"/>
+      <w:lvlText w:val="%4."/>
+      <w:lvlJc w:val="left"/>
+      <w:pPr>
+        <w:tabs>
+          <w:tab w:val="num" w:pos="2880"/>
+        </w:tabs>
+        <w:ind w:left="2880" w:hanging="360"/>
+      </w:pPr>
+    </w:lvl>
+    <w:lvl w:ilvl="4" w:tentative="1">
+      <w:start w:val="1"/>
+      <w:numFmt w:val="decimal"/>
+      <w:lvlText w:val="%5."/>
+      <w:lvlJc w:val="left"/>
+      <w:pPr>
+        <w:tabs>
+          <w:tab w:val="num" w:pos="3600"/>
+        </w:tabs>
+        <w:ind w:left="3600" w:hanging="360"/>
+      </w:pPr>
+    </w:lvl>
+    <w:lvl w:ilvl="5" w:tentative="1">
+      <w:start w:val="1"/>
+      <w:numFmt w:val="decimal"/>
+      <w:lvlText w:val="%6."/>
+      <w:lvlJc w:val="left"/>
+      <w:pPr>
+        <w:tabs>
+          <w:tab w:val="num" w:pos="4320"/>
+        </w:tabs>
+        <w:ind w:left="4320" w:hanging="360"/>
+      </w:pPr>
+    </w:lvl>
+    <w:lvl w:ilvl="6" w:tentative="1">
+      <w:start w:val="1"/>
+      <w:numFmt w:val="decimal"/>
+      <w:lvlText w:val="%7."/>
+      <w:lvlJc w:val="left"/>
+      <w:pPr>
+        <w:tabs>
+          <w:tab w:val="num" w:pos="5040"/>
+        </w:tabs>
+        <w:ind w:left="5040" w:hanging="360"/>
+      </w:pPr>
+    </w:lvl>
+    <w:lvl w:ilvl="7" w:tentative="1">
+      <w:start w:val="1"/>
+      <w:numFmt w:val="decimal"/>
+      <w:lvlText w:val="%8."/>
+      <w:lvlJc w:val="left"/>
+      <w:pPr>
+        <w:tabs>
+          <w:tab w:val="num" w:pos="5760"/>
+        </w:tabs>
+        <w:ind w:left="5760" w:hanging="360"/>
+      </w:pPr>
+    </w:lvl>
+    <w:lvl w:ilvl="8" w:tentative="1">
+      <w:start w:val="1"/>
+      <w:numFmt w:val="decimal"/>
+      <w:lvlText w:val="%9."/>
+      <w:lvlJc w:val="left"/>
+      <w:pPr>
+        <w:tabs>
+          <w:tab w:val="num" w:pos="6480"/>
+        </w:tabs>
+        <w:ind w:left="6480" w:hanging="360"/>
+      </w:pPr>
+    </w:lvl>
+  </w:abstractNum>
+  <w:abstractNum w:abstractNumId="7" w15:restartNumberingAfterBreak="0">
     <w:nsid w:val="74384A65"/>
     <w:multiLevelType w:val="multilevel"/>
     <w:tmpl w:val="B6BE0DCE"/>
@@ -6059,7 +6402,7 @@
       </w:pPr>
     </w:lvl>
   </w:abstractNum>
-  <w:abstractNum w:abstractNumId="7" w15:restartNumberingAfterBreak="0">
+  <w:abstractNum w:abstractNumId="8" w15:restartNumberingAfterBreak="0">
     <w:nsid w:val="7B0F3CE9"/>
     <w:multiLevelType w:val="multilevel"/>
     <w:tmpl w:val="C8FC06BE"/>
@@ -6172,7 +6515,7 @@
       </w:pPr>
     </w:lvl>
   </w:abstractNum>
-  <w:abstractNum w:abstractNumId="8" w15:restartNumberingAfterBreak="0">
+  <w:abstractNum w:abstractNumId="9" w15:restartNumberingAfterBreak="0">
     <w:nsid w:val="7B176731"/>
     <w:multiLevelType w:val="hybridMultilevel"/>
     <w:tmpl w:val="FE360050"/>
@@ -6384,7 +6727,7 @@
       </w:rPr>
     </w:lvl>
   </w:abstractNum>
-  <w:abstractNum w:abstractNumId="9" w15:restartNumberingAfterBreak="0">
+  <w:abstractNum w:abstractNumId="10" w15:restartNumberingAfterBreak="0">
     <w:nsid w:val="7D921CED"/>
     <w:multiLevelType w:val="multilevel"/>
     <w:tmpl w:val="E260318C"/>
@@ -6528,7 +6871,7 @@
     </w:lvlOverride>
   </w:num>
   <w:num w:numId="2">
-    <w:abstractNumId w:val="8"/>
+    <w:abstractNumId w:val="9"/>
     <w:lvlOverride w:ilvl="0">
       <w:startOverride w:val="1"/>
     </w:lvlOverride>
@@ -6567,19 +6910,22 @@
     <w:abstractNumId w:val="3"/>
   </w:num>
   <w:num w:numId="6">
-    <w:abstractNumId w:val="6"/>
+    <w:abstractNumId w:val="7"/>
   </w:num>
   <w:num w:numId="7">
-    <w:abstractNumId w:val="9"/>
+    <w:abstractNumId w:val="10"/>
   </w:num>
   <w:num w:numId="8">
     <w:abstractNumId w:val="2"/>
   </w:num>
   <w:num w:numId="9">
-    <w:abstractNumId w:val="7"/>
+    <w:abstractNumId w:val="8"/>
   </w:num>
   <w:num w:numId="10">
     <w:abstractNumId w:val="4"/>
+  </w:num>
+  <w:num w:numId="11">
+    <w:abstractNumId w:val="6"/>
   </w:num>
 </w:numbering>
 </file>
@@ -7055,7 +7401,7 @@
       <w:rFonts w:eastAsiaTheme="majorEastAsia" w:cstheme="majorBidi"/>
       <w:b/>
       <w:i/>
-      <w:color w:val="494949" w:themeColor="text1"/>
+      <w:color w:val="000000" w:themeColor="text1"/>
       <w:sz w:val="28"/>
       <w:szCs w:val="24"/>
     </w:rPr>
@@ -7111,7 +7457,7 @@
       <w:rFonts w:ascii="Times New Roman" w:eastAsiaTheme="majorEastAsia" w:hAnsi="Times New Roman" w:cstheme="majorBidi"/>
       <w:b/>
       <w:i/>
-      <w:color w:val="494949" w:themeColor="text1"/>
+      <w:color w:val="000000" w:themeColor="text1"/>
       <w:sz w:val="28"/>
       <w:szCs w:val="24"/>
     </w:rPr>
